--- a/Taylor Group/proposal-2.0/pitch/Taylor-Group-Strategic-Pitch.docx
+++ b/Taylor Group/proposal-2.0/pitch/Taylor-Group-Strategic-Pitch.docx
@@ -5006,7 +5006,7 @@
                 <w:sz w:val="20"/>
                 <w:szCs w:val="20"/>
               </w:rPr>
-              <w:t xml:space="preserve">April – May 2026</w:t>
+              <w:t xml:space="preserve">May – June 2026</w:t>
             </w:r>
           </w:p>
         </w:tc>
@@ -5108,7 +5108,7 @@
                 <w:sz w:val="20"/>
                 <w:szCs w:val="20"/>
               </w:rPr>
-              <w:t xml:space="preserve">June 2026</w:t>
+              <w:t xml:space="preserve">July – August 2026</w:t>
             </w:r>
           </w:p>
         </w:tc>
@@ -5210,7 +5210,7 @@
                 <w:sz w:val="20"/>
                 <w:szCs w:val="20"/>
               </w:rPr>
-              <w:t xml:space="preserve">July – October 2026</w:t>
+              <w:t xml:space="preserve">September – December 2026</w:t>
             </w:r>
           </w:p>
         </w:tc>
@@ -5312,7 +5312,7 @@
                 <w:sz w:val="20"/>
                 <w:szCs w:val="20"/>
               </w:rPr>
-              <w:t xml:space="preserve">November 2026+</w:t>
+              <w:t xml:space="preserve">January 2027+</w:t>
             </w:r>
           </w:p>
         </w:tc>
@@ -6947,7 +6947,7 @@
                 <w:sz w:val="20"/>
                 <w:szCs w:val="20"/>
               </w:rPr>
-              <w:t xml:space="preserve">We propose starting with INTAKE in April 2026. This is a contained, fixed-fee engagement that delivers a comprehensive assessment — with no obligation to proceed further. At the end of INTAKE, Taylor will have:</w:t>
+              <w:t xml:space="preserve">We propose starting with INTAKE in May 2026. This is a contained, fixed-fee engagement that delivers a comprehensive assessment — with no obligation to proceed further. At the end of INTAKE, Taylor will have:</w:t>
             </w:r>
           </w:p>
           <w:p>
